--- a/courses/mathematical-physics/propagators-fields.docx
+++ b/courses/mathematical-physics/propagators-fields.docx
@@ -1110,7 +1110,7 @@
         <w:pStyle w:val="FirstParagraph"/>
       </w:pPr>
       <w:r>
-        <w:t xml:space="preserve">A função de Green avançada é construída como:</w:t>
+        <w:t xml:space="preserve">A função de Green retardada é construída como:</w:t>
       </w:r>
     </w:p>
     <w:p>
@@ -10269,10 +10269,10 @@
           <w:b/>
           <w:bCs/>
         </w:rPr>
-        <w:t xml:space="preserve">Propagador avançado</w:t>
-      </w:r>
-      <w:r>
-        <w:t xml:space="preserve">: vanish para</w:t>
+        <w:t xml:space="preserve">Propagador retardado</w:t>
+      </w:r>
+      <w:r>
+        <w:t xml:space="preserve">: se anula para</w:t>
       </w:r>
       <w:r>
         <w:t xml:space="preserve"> </w:t>
@@ -10337,10 +10337,10 @@
           <w:b/>
           <w:bCs/>
         </w:rPr>
-        <w:t xml:space="preserve">Propagador retardado</w:t>
-      </w:r>
-      <w:r>
-        <w:t xml:space="preserve">: vanish para</w:t>
+        <w:t xml:space="preserve">Propagador avançado</w:t>
+      </w:r>
+      <w:r>
+        <w:t xml:space="preserve">: se anula para</w:t>
       </w:r>
       <w:r>
         <w:t xml:space="preserve"> </w:t>
@@ -10501,7 +10501,7 @@
               <w:spacing w:before="16" w:after="16"/>
             </w:pPr>
             <w:r>
-              <w:t xml:space="preserve">A escolha entre propagador avançado e retardado corresponde a diferentes condições de contorno. O propagador avançado é adequado para problemas de espalhamento com condições iniciais no passado.</w:t>
+              <w:t xml:space="preserve">A escolha entre propagador avançado e retardado corresponde a diferentes condições de contorno. O propagador retardado é adequado para problemas de espalhamento com condições iniciais no passado.</w:t>
             </w:r>
           </w:p>
           <w:p/>
@@ -16463,13 +16463,23 @@
       </w:r>
     </w:p>
     <w:bookmarkEnd w:id="95"/>
-    <w:bookmarkStart w:id="96" w:name="exercício-5-decomposição-do-campo"/>
+    <w:bookmarkStart w:id="96" w:name="X250c2a22fa6323fb8d6c5824a39cd8f21b40322"/>
     <w:p>
       <w:pPr>
         <w:pStyle w:val="Heading2"/>
       </w:pPr>
       <w:r>
         <w:t xml:space="preserve">Exercício 5: Decomposição do Campo</w:t>
+      </w:r>
+      <w:r>
+        <w:t xml:space="preserve"> </w:t>
+      </w:r>
+      <w:r>
+        <w:rPr>
+          <w:b/>
+          <w:bCs/>
+        </w:rPr>
+        <w:t xml:space="preserve">(Essencial)</w:t>
       </w:r>
     </w:p>
     <w:p>
@@ -16860,31 +16870,41 @@
       </w:r>
     </w:p>
     <w:bookmarkEnd w:id="96"/>
-    <w:bookmarkStart w:id="97" w:name="exercício-6-propagador-avançado"/>
+    <w:bookmarkStart w:id="97" w:name="X3e396076ae057475b5e3ad273eba6b9aabdcea0"/>
     <w:p>
       <w:pPr>
         <w:pStyle w:val="Heading2"/>
       </w:pPr>
       <w:r>
-        <w:t xml:space="preserve">Exercício 6: Propagador Avançado</w:t>
-      </w:r>
-    </w:p>
-    <w:p>
-      <w:pPr>
-        <w:pStyle w:val="FirstParagraph"/>
-      </w:pPr>
+        <w:t xml:space="preserve">Exercício 6: Propagador Retardado</w:t>
+      </w:r>
+      <w:r>
+        <w:t xml:space="preserve"> </w:t>
+      </w:r>
       <w:r>
         <w:rPr>
           <w:b/>
           <w:bCs/>
         </w:rPr>
+        <w:t xml:space="preserve">(Essencial)</w:t>
+      </w:r>
+    </w:p>
+    <w:p>
+      <w:pPr>
+        <w:pStyle w:val="FirstParagraph"/>
+      </w:pPr>
+      <w:r>
+        <w:rPr>
+          <w:b/>
+          <w:bCs/>
+        </w:rPr>
         <w:t xml:space="preserve">a)</w:t>
       </w:r>
       <w:r>
         <w:t xml:space="preserve"> </w:t>
       </w:r>
       <w:r>
-        <w:t xml:space="preserve">Construa o propagador avançado para a equação de onda usando o formalismo simplético.</w:t>
+        <w:t xml:space="preserve">Construa o propagador retardado para a equação de onda usando o formalismo simplético.</w:t>
       </w:r>
     </w:p>
     <w:p>
@@ -17267,7 +17287,7 @@
         <w:t xml:space="preserve"> </w:t>
       </w:r>
       <w:r>
-        <w:t xml:space="preserve">Por que o propagador avançado é adequado para problemas de espalhamento?</w:t>
+        <w:t xml:space="preserve">Por que o propagador retardado é adequado para problemas de espalhamento?</w:t>
       </w:r>
     </w:p>
     <w:p>

--- a/courses/mathematical-physics/propagators-fields.docx
+++ b/courses/mathematical-physics/propagators-fields.docx
@@ -17774,7 +17774,7 @@
         <w:t xml:space="preserve"> </w:t>
       </w:r>
       <w:r>
-        <w:t xml:space="preserve">Discuta as dificuldades de estender o formalismo para espaços curvos.</w:t>
+        <w:t xml:space="preserve">Discuta as dificuldades de estender o formalismo para campos com interações não-lineares.</w:t>
       </w:r>
     </w:p>
     <w:p>

--- a/courses/mathematical-physics/propagators-fields.docx
+++ b/courses/mathematical-physics/propagators-fields.docx
@@ -3017,12 +3017,6 @@
             <m:t>=</m:t>
           </m:r>
           <m:r>
-            <m:rPr>
-              <m:sty m:val="p"/>
-            </m:rPr>
-            <m:t>−</m:t>
-          </m:r>
-          <m:r>
             <m:t>i</m:t>
           </m:r>
           <m:nary>
@@ -3282,12 +3276,6 @@
               <m:sty m:val="p"/>
             </m:rPr>
             <m:t>=</m:t>
-          </m:r>
-          <m:r>
-            <m:rPr>
-              <m:sty m:val="p"/>
-            </m:rPr>
-            <m:t>−</m:t>
           </m:r>
           <m:r>
             <m:t>i</m:t>
@@ -3524,12 +3512,6 @@
               <w:t xml:space="preserve"> </w:t>
             </w:r>
             <m:oMath>
-              <m:r>
-                <m:rPr>
-                  <m:sty m:val="p"/>
-                </m:rPr>
-                <m:t>−</m:t>
-              </m:r>
               <m:r>
                 <m:t>i</m:t>
               </m:r>
@@ -8100,6 +8082,18 @@
                   <m:r>
                     <m:t>2</m:t>
                   </m:r>
+                  <m:sSub>
+                    <m:e>
+                      <m:r>
+                        <m:t>ω</m:t>
+                      </m:r>
+                    </m:e>
+                    <m:sub>
+                      <m:r>
+                        <m:t>k</m:t>
+                      </m:r>
+                    </m:sub>
+                  </m:sSub>
                 </m:e>
               </m:rad>
             </m:den>
@@ -8294,12 +8288,6 @@
               <m:sty m:val="p"/>
             </m:rPr>
             <m:t>=</m:t>
-          </m:r>
-          <m:r>
-            <m:rPr>
-              <m:sty m:val="p"/>
-            </m:rPr>
-            <m:t>−</m:t>
           </m:r>
           <m:r>
             <m:t>i</m:t>
@@ -8629,6 +8617,18 @@
                       <m:r>
                         <m:t>2</m:t>
                       </m:r>
+                      <m:sSub>
+                        <m:e>
+                          <m:r>
+                            <m:t>ω</m:t>
+                          </m:r>
+                        </m:e>
+                        <m:sub>
+                          <m:r>
+                            <m:t>k</m:t>
+                          </m:r>
+                        </m:sub>
+                      </m:sSub>
                     </m:e>
                   </m:rad>
                 </m:den>
@@ -8638,7 +8638,166 @@
               <w:t xml:space="preserve"> </w:t>
             </w:r>
             <w:r>
-              <w:t xml:space="preserve">foi escolhida para que o produto interno dos modos seja exatamente uma delta de Dirac.</w:t>
+              <w:t xml:space="preserve">foi escolhida para que o produto interno dos modos seja exatamente uma delta de Dirac (o fator</w:t>
+            </w:r>
+            <w:r>
+              <w:t xml:space="preserve"> </w:t>
+            </w:r>
+            <m:oMath>
+              <m:r>
+                <m:t>1</m:t>
+              </m:r>
+              <m:r>
+                <m:rPr>
+                  <m:sty m:val="p"/>
+                </m:rPr>
+                <m:t>/</m:t>
+              </m:r>
+              <m:rad>
+                <m:radPr>
+                  <m:degHide m:val="on"/>
+                </m:radPr>
+                <m:deg/>
+                <m:e>
+                  <m:sSub>
+                    <m:e>
+                      <m:r>
+                        <m:t>ω</m:t>
+                      </m:r>
+                    </m:e>
+                    <m:sub>
+                      <m:r>
+                        <m:t>k</m:t>
+                      </m:r>
+                    </m:sub>
+                  </m:sSub>
+                </m:e>
+              </m:rad>
+            </m:oMath>
+            <w:r>
+              <w:t xml:space="preserve"> </w:t>
+            </w:r>
+            <w:r>
+              <w:t xml:space="preserve">extra, em relação à normalização ingênua</w:t>
+            </w:r>
+            <w:r>
+              <w:t xml:space="preserve"> </w:t>
+            </w:r>
+            <m:oMath>
+              <m:r>
+                <m:t>1</m:t>
+              </m:r>
+              <m:r>
+                <m:rPr>
+                  <m:sty m:val="p"/>
+                </m:rPr>
+                <m:t>/</m:t>
+              </m:r>
+              <m:rad>
+                <m:radPr>
+                  <m:degHide m:val="on"/>
+                </m:radPr>
+                <m:deg/>
+                <m:e>
+                  <m:r>
+                    <m:t>2</m:t>
+                  </m:r>
+                </m:e>
+              </m:rad>
+            </m:oMath>
+            <w:r>
+              <w:t xml:space="preserve">, cancela o fator</w:t>
+            </w:r>
+            <w:r>
+              <w:t xml:space="preserve"> </w:t>
+            </w:r>
+            <m:oMath>
+              <m:sSub>
+                <m:e>
+                  <m:r>
+                    <m:t>ω</m:t>
+                  </m:r>
+                </m:e>
+                <m:sub>
+                  <m:r>
+                    <m:t>k</m:t>
+                  </m:r>
+                </m:sub>
+              </m:sSub>
+            </m:oMath>
+            <w:r>
+              <w:t xml:space="preserve"> </w:t>
+            </w:r>
+            <w:r>
+              <w:t xml:space="preserve">que a derivada temporal</w:t>
+            </w:r>
+            <w:r>
+              <w:t xml:space="preserve"> </w:t>
+            </w:r>
+            <m:oMath>
+              <m:sSub>
+                <m:e>
+                  <m:r>
+                    <m:t>π</m:t>
+                  </m:r>
+                </m:e>
+                <m:sub>
+                  <m:r>
+                    <m:rPr>
+                      <m:sty m:val="b"/>
+                    </m:rPr>
+                    <m:t>k</m:t>
+                  </m:r>
+                </m:sub>
+              </m:sSub>
+              <m:r>
+                <m:rPr>
+                  <m:sty m:val="p"/>
+                </m:rPr>
+                <m:t>=</m:t>
+              </m:r>
+              <m:r>
+                <m:rPr>
+                  <m:sty m:val="p"/>
+                </m:rPr>
+                <m:t>−</m:t>
+              </m:r>
+              <m:r>
+                <m:t>i</m:t>
+              </m:r>
+              <m:sSub>
+                <m:e>
+                  <m:r>
+                    <m:t>ω</m:t>
+                  </m:r>
+                </m:e>
+                <m:sub>
+                  <m:r>
+                    <m:t>k</m:t>
+                  </m:r>
+                </m:sub>
+              </m:sSub>
+              <m:sSub>
+                <m:e>
+                  <m:r>
+                    <m:t>ϕ</m:t>
+                  </m:r>
+                </m:e>
+                <m:sub>
+                  <m:r>
+                    <m:rPr>
+                      <m:sty m:val="b"/>
+                    </m:rPr>
+                    <m:t>k</m:t>
+                  </m:r>
+                </m:sub>
+              </m:sSub>
+            </m:oMath>
+            <w:r>
+              <w:t xml:space="preserve"> </w:t>
+            </w:r>
+            <w:r>
+              <w:t xml:space="preserve">traz consigo).</w:t>
             </w:r>
           </w:p>
           <w:p/>
@@ -14569,12 +14728,6 @@
             </w:pPr>
             <m:oMath>
               <m:r>
-                <m:rPr>
-                  <m:sty m:val="p"/>
-                </m:rPr>
-                <m:t>−</m:t>
-              </m:r>
-              <m:r>
                 <m:t>i</m:t>
               </m:r>
               <m:r>
@@ -16253,76 +16406,7 @@
           <m:t>=</m:t>
         </m:r>
         <m:r>
-          <m:rPr>
-            <m:sty m:val="p"/>
-          </m:rPr>
-          <m:t>−</m:t>
-        </m:r>
-        <m:sSup>
-          <m:e>
-            <m:r>
-              <m:t>δ</m:t>
-            </m:r>
-          </m:e>
-          <m:sup>
-            <m:r>
-              <m:rPr>
-                <m:sty m:val="p"/>
-              </m:rPr>
-              <m:t>(</m:t>
-            </m:r>
-            <m:r>
-              <m:t>3</m:t>
-            </m:r>
-            <m:r>
-              <m:rPr>
-                <m:sty m:val="p"/>
-              </m:rPr>
-              <m:t>)</m:t>
-            </m:r>
-          </m:sup>
-        </m:sSup>
-        <m:r>
-          <m:rPr>
-            <m:sty m:val="p"/>
-          </m:rPr>
-          <m:t>(</m:t>
-        </m:r>
-        <m:r>
-          <m:rPr>
-            <m:sty m:val="b"/>
-          </m:rPr>
-          <m:t>k</m:t>
-        </m:r>
-        <m:r>
-          <m:rPr>
-            <m:sty m:val="p"/>
-          </m:rPr>
-          <m:t>−</m:t>
-        </m:r>
-        <m:sSup>
-          <m:e>
-            <m:r>
-              <m:rPr>
-                <m:sty m:val="b"/>
-              </m:rPr>
-              <m:t>k</m:t>
-            </m:r>
-          </m:e>
-          <m:sup>
-            <m:r>
-              <m:rPr>
-                <m:sty m:val="p"/>
-              </m:rPr>
-              <m:t>′</m:t>
-            </m:r>
-          </m:sup>
-        </m:sSup>
-        <m:r>
-          <m:rPr>
-            <m:sty m:val="p"/>
-          </m:rPr>
-          <m:t>)</m:t>
+          <m:t>0</m:t>
         </m:r>
       </m:oMath>
       <w:r>

--- a/courses/mathematical-physics/propagators-fields.docx
+++ b/courses/mathematical-physics/propagators-fields.docx
@@ -15395,7 +15395,7 @@
       </w:tr>
     </w:tbl>
     <w:bookmarkEnd w:id="91"/>
-    <w:bookmarkStart w:id="102" w:name="exercícios"/>
+    <w:bookmarkStart w:id="98" w:name="exercícios"/>
     <w:p>
       <w:pPr>
         <w:pStyle w:val="Heading1"/>
@@ -15404,7 +15404,7 @@
         <w:t xml:space="preserve">Exercícios</w:t>
       </w:r>
     </w:p>
-    <w:bookmarkStart w:id="92" w:name="X7bc08f5583f0919a809ee45db6b9d95428240d0"/>
+    <w:bookmarkStart w:id="92" w:name="X1dc7467225d6629ff5b03cf5c9abb20a698e6a9"/>
     <w:p>
       <w:pPr>
         <w:pStyle w:val="Heading2"/>
@@ -15412,23 +15412,33 @@
       <w:r>
         <w:t xml:space="preserve">Exercício 1: Formalismo Simplético para Campos</w:t>
       </w:r>
-    </w:p>
-    <w:p>
-      <w:pPr>
-        <w:pStyle w:val="FirstParagraph"/>
-      </w:pPr>
+      <w:r>
+        <w:t xml:space="preserve"> </w:t>
+      </w:r>
       <w:r>
         <w:rPr>
           <w:b/>
           <w:bCs/>
         </w:rPr>
+        <w:t xml:space="preserve">(Essencial)</w:t>
+      </w:r>
+    </w:p>
+    <w:p>
+      <w:pPr>
+        <w:pStyle w:val="FirstParagraph"/>
+      </w:pPr>
+      <w:r>
+        <w:rPr>
+          <w:b/>
+          <w:bCs/>
+        </w:rPr>
         <w:t xml:space="preserve">a)</w:t>
       </w:r>
       <w:r>
         <w:t xml:space="preserve"> </w:t>
       </w:r>
       <w:r>
-        <w:t xml:space="preserve">Mostre que o produto interno simplético para campos é conservado.</w:t>
+        <w:t xml:space="preserve">Mostre que o produto interno simplético para campos é conservado (use a autoadjunção do laplaciano).</w:t>
       </w:r>
     </w:p>
     <w:p>
@@ -15607,7 +15617,7 @@
         </m:r>
       </m:oMath>
       <w:r>
-        <w:t xml:space="preserve">, onde</w:t>
+        <w:t xml:space="preserve">, com</w:t>
       </w:r>
       <w:r>
         <w:t xml:space="preserve"> </w:t>
@@ -15625,25 +15635,7 @@
         <w:t xml:space="preserve"> </w:t>
       </w:r>
       <w:r>
-        <w:t xml:space="preserve">é um operador Hermitiano.</w:t>
-      </w:r>
-    </w:p>
-    <w:p>
-      <w:pPr>
-        <w:pStyle w:val="BodyText"/>
-      </w:pPr>
-      <w:r>
-        <w:rPr>
-          <w:b/>
-          <w:bCs/>
-        </w:rPr>
-        <w:t xml:space="preserve">d)</w:t>
-      </w:r>
-      <w:r>
-        <w:t xml:space="preserve"> </w:t>
-      </w:r>
-      <w:r>
-        <w:t xml:space="preserve">Determine a forma explícita de</w:t>
+        <w:t xml:space="preserve">Hermitiano, e determine a forma explícita de</w:t>
       </w:r>
       <w:r>
         <w:t xml:space="preserve"> </w:t>
@@ -15665,13 +15657,13 @@
       </w:r>
     </w:p>
     <w:bookmarkEnd w:id="92"/>
-    <w:bookmarkStart w:id="93" w:name="exercício-2-ondas-planas"/>
+    <w:bookmarkStart w:id="93" w:name="X3bbc1c7972a543b5465b94b2b049e47b8caff68"/>
     <w:p>
       <w:pPr>
         <w:pStyle w:val="Heading2"/>
       </w:pPr>
       <w:r>
-        <w:t xml:space="preserve">Exercício 2: Ondas Planas</w:t>
+        <w:t xml:space="preserve">Exercício 2: Ondas Planas e a Transformada de Fourier</w:t>
       </w:r>
     </w:p>
     <w:p>
@@ -15787,7 +15779,7 @@
         <w:t xml:space="preserve"> </w:t>
       </w:r>
       <w:r>
-        <w:t xml:space="preserve">Mostre que a transformada de Fourier é uma transformação unitária.</w:t>
+        <w:t xml:space="preserve">Mostre que a transformada de Fourier diagonaliza o operador laplaciano.</w:t>
       </w:r>
     </w:p>
     <w:p>
@@ -15888,32 +15880,14 @@
         <w:t xml:space="preserve">.</w:t>
       </w:r>
     </w:p>
-    <w:p>
-      <w:pPr>
-        <w:pStyle w:val="BodyText"/>
-      </w:pPr>
-      <w:r>
-        <w:rPr>
-          <w:b/>
-          <w:bCs/>
-        </w:rPr>
-        <w:t xml:space="preserve">d)</w:t>
-      </w:r>
-      <w:r>
-        <w:t xml:space="preserve"> </w:t>
-      </w:r>
-      <w:r>
-        <w:t xml:space="preserve">Mostre que a transformada de Fourier diagonaliza o operador laplaciano.</w:t>
-      </w:r>
-    </w:p>
     <w:bookmarkEnd w:id="93"/>
-    <w:bookmarkStart w:id="94" w:name="exercício-3-soluções-da-equação-de-onda"/>
+    <w:bookmarkStart w:id="94" w:name="X78099d7cbe4970cecac97f71a784502ee49f9f0"/>
     <w:p>
       <w:pPr>
         <w:pStyle w:val="Heading2"/>
       </w:pPr>
       <w:r>
-        <w:t xml:space="preserve">Exercício 3: Soluções da Equação de Onda</w:t>
+        <w:t xml:space="preserve">Exercício 3: Soluções Modais da Equação de Onda</w:t>
       </w:r>
     </w:p>
     <w:p>
@@ -15998,144 +15972,7 @@
         <w:t xml:space="preserve"> </w:t>
       </w:r>
       <w:r>
-        <w:t xml:space="preserve">usando o método de separação de variáveis.</w:t>
-      </w:r>
-    </w:p>
-    <w:p>
-      <w:pPr>
-        <w:pStyle w:val="BodyText"/>
-      </w:pPr>
-      <w:r>
-        <w:rPr>
-          <w:b/>
-          <w:bCs/>
-        </w:rPr>
-        <w:t xml:space="preserve">b)</w:t>
-      </w:r>
-      <w:r>
-        <w:t xml:space="preserve"> </w:t>
-      </w:r>
-      <w:r>
-        <w:t xml:space="preserve">Encontre todas as soluções modais da forma</w:t>
-      </w:r>
-      <w:r>
-        <w:t xml:space="preserve"> </w:t>
-      </w:r>
-      <m:oMath>
-        <m:r>
-          <m:t>ϕ</m:t>
-        </m:r>
-        <m:r>
-          <m:rPr>
-            <m:sty m:val="p"/>
-          </m:rPr>
-          <m:t>(</m:t>
-        </m:r>
-        <m:sSub>
-          <m:e>
-            <m:r>
-              <m:t>x</m:t>
-            </m:r>
-          </m:e>
-          <m:sub>
-            <m:r>
-              <m:t>0</m:t>
-            </m:r>
-          </m:sub>
-        </m:sSub>
-        <m:r>
-          <m:rPr>
-            <m:sty m:val="p"/>
-          </m:rPr>
-          <m:t>,</m:t>
-        </m:r>
-        <m:r>
-          <m:rPr>
-            <m:sty m:val="b"/>
-          </m:rPr>
-          <m:t>x</m:t>
-        </m:r>
-        <m:r>
-          <m:rPr>
-            <m:sty m:val="p"/>
-          </m:rPr>
-          <m:t>)</m:t>
-        </m:r>
-        <m:r>
-          <m:rPr>
-            <m:sty m:val="p"/>
-          </m:rPr>
-          <m:t>=</m:t>
-        </m:r>
-        <m:r>
-          <m:t>T</m:t>
-        </m:r>
-        <m:r>
-          <m:rPr>
-            <m:sty m:val="p"/>
-          </m:rPr>
-          <m:t>(</m:t>
-        </m:r>
-        <m:sSub>
-          <m:e>
-            <m:r>
-              <m:t>x</m:t>
-            </m:r>
-          </m:e>
-          <m:sub>
-            <m:r>
-              <m:t>0</m:t>
-            </m:r>
-          </m:sub>
-        </m:sSub>
-        <m:r>
-          <m:rPr>
-            <m:sty m:val="p"/>
-          </m:rPr>
-          <m:t>)</m:t>
-        </m:r>
-        <m:r>
-          <m:t>ψ</m:t>
-        </m:r>
-        <m:r>
-          <m:rPr>
-            <m:sty m:val="p"/>
-          </m:rPr>
-          <m:t>(</m:t>
-        </m:r>
-        <m:r>
-          <m:rPr>
-            <m:sty m:val="b"/>
-          </m:rPr>
-          <m:t>x</m:t>
-        </m:r>
-        <m:r>
-          <m:rPr>
-            <m:sty m:val="p"/>
-          </m:rPr>
-          <m:t>)</m:t>
-        </m:r>
-      </m:oMath>
-      <w:r>
-        <w:t xml:space="preserve">.</w:t>
-      </w:r>
-    </w:p>
-    <w:p>
-      <w:pPr>
-        <w:pStyle w:val="BodyText"/>
-      </w:pPr>
-      <w:r>
-        <w:rPr>
-          <w:b/>
-          <w:bCs/>
-        </w:rPr>
-        <w:t xml:space="preserve">c)</w:t>
-      </w:r>
-      <w:r>
-        <w:t xml:space="preserve"> </w:t>
-      </w:r>
-      <w:r>
-        <w:t xml:space="preserve">Mostre que para cada</w:t>
+        <w:t xml:space="preserve">por separação de variáveis, mostrando que cada modo</w:t>
       </w:r>
       <w:r>
         <w:t xml:space="preserve"> </w:t>
@@ -16152,7 +15989,7 @@
         <w:t xml:space="preserve"> </w:t>
       </w:r>
       <w:r>
-        <w:t xml:space="preserve">obtemos um oscilador harmônico.</w:t>
+        <w:t xml:space="preserve">satisfaz a equação de um oscilador harmônico.</w:t>
       </w:r>
     </w:p>
     <w:p>
@@ -16164,7 +16001,7 @@
           <w:b/>
           <w:bCs/>
         </w:rPr>
-        <w:t xml:space="preserve">d)</w:t>
+        <w:t xml:space="preserve">b)</w:t>
       </w:r>
       <w:r>
         <w:t xml:space="preserve"> </w:t>
@@ -16188,13 +16025,23 @@
       </w:r>
     </w:p>
     <w:bookmarkEnd w:id="94"/>
-    <w:bookmarkStart w:id="95" w:name="exercício-4-produto-interno-simplético"/>
+    <w:bookmarkStart w:id="95" w:name="X374a838817674dc53f3b2f59824ad7a8e2be47d"/>
     <w:p>
       <w:pPr>
         <w:pStyle w:val="Heading2"/>
       </w:pPr>
       <w:r>
-        <w:t xml:space="preserve">Exercício 4: Produto Interno Simplético</w:t>
+        <w:t xml:space="preserve">Exercício 4: O Produto Interno Simplético dos Modos</w:t>
+      </w:r>
+      <w:r>
+        <w:t xml:space="preserve"> </w:t>
+      </w:r>
+      <w:r>
+        <w:rPr>
+          <w:b/>
+          <w:bCs/>
+        </w:rPr>
+        <w:t xml:space="preserve">(Essencial)</w:t>
       </w:r>
     </w:p>
     <w:p>
@@ -16295,7 +16142,81 @@
         <w:t xml:space="preserve"> </w:t>
       </w:r>
       <w:r>
-        <w:t xml:space="preserve">para os modos de onda plana.</w:t>
+        <w:t xml:space="preserve">para os modos de onda plana e mostre que é igual a</w:t>
+      </w:r>
+      <w:r>
+        <w:t xml:space="preserve"> </w:t>
+      </w:r>
+      <m:oMath>
+        <m:sSup>
+          <m:e>
+            <m:r>
+              <m:t>δ</m:t>
+            </m:r>
+          </m:e>
+          <m:sup>
+            <m:r>
+              <m:rPr>
+                <m:sty m:val="p"/>
+              </m:rPr>
+              <m:t>(</m:t>
+            </m:r>
+            <m:r>
+              <m:t>3</m:t>
+            </m:r>
+            <m:r>
+              <m:rPr>
+                <m:sty m:val="p"/>
+              </m:rPr>
+              <m:t>)</m:t>
+            </m:r>
+          </m:sup>
+        </m:sSup>
+        <m:r>
+          <m:rPr>
+            <m:sty m:val="p"/>
+          </m:rPr>
+          <m:t>(</m:t>
+        </m:r>
+        <m:r>
+          <m:rPr>
+            <m:sty m:val="b"/>
+          </m:rPr>
+          <m:t>k</m:t>
+        </m:r>
+        <m:r>
+          <m:rPr>
+            <m:sty m:val="p"/>
+          </m:rPr>
+          <m:t>−</m:t>
+        </m:r>
+        <m:sSup>
+          <m:e>
+            <m:r>
+              <m:rPr>
+                <m:sty m:val="b"/>
+              </m:rPr>
+              <m:t>k</m:t>
+            </m:r>
+          </m:e>
+          <m:sup>
+            <m:r>
+              <m:rPr>
+                <m:sty m:val="p"/>
+              </m:rPr>
+              <m:t>′</m:t>
+            </m:r>
+          </m:sup>
+        </m:sSup>
+        <m:r>
+          <m:rPr>
+            <m:sty m:val="p"/>
+          </m:rPr>
+          <m:t>)</m:t>
+        </m:r>
+      </m:oMath>
+      <w:r>
+        <w:t xml:space="preserve">.</w:t>
       </w:r>
     </w:p>
     <w:p>
@@ -16410,36 +16331,220 @@
         </m:r>
       </m:oMath>
       <w:r>
-        <w:t xml:space="preserve">.</w:t>
-      </w:r>
-    </w:p>
-    <w:p>
-      <w:pPr>
-        <w:pStyle w:val="BodyText"/>
-      </w:pPr>
-      <w:r>
-        <w:rPr>
-          <w:b/>
-          <w:bCs/>
-        </w:rPr>
-        <w:t xml:space="preserve">c)</w:t>
-      </w:r>
-      <w:r>
         <w:t xml:space="preserve"> </w:t>
       </w:r>
       <w:r>
-        <w:t xml:space="preserve">Verifique que</w:t>
+        <w:t xml:space="preserve">— note que este resultado é forçado pela</w:t>
       </w:r>
       <w:r>
         <w:t xml:space="preserve"> </w:t>
       </w:r>
       <m:oMath>
+        <m:sSup>
+          <m:e>
+            <m:r>
+              <m:t>δ</m:t>
+            </m:r>
+          </m:e>
+          <m:sup>
+            <m:r>
+              <m:rPr>
+                <m:sty m:val="p"/>
+              </m:rPr>
+              <m:t>(</m:t>
+            </m:r>
+            <m:r>
+              <m:t>3</m:t>
+            </m:r>
+            <m:r>
+              <m:rPr>
+                <m:sty m:val="p"/>
+              </m:rPr>
+              <m:t>)</m:t>
+            </m:r>
+          </m:sup>
+        </m:sSup>
         <m:r>
           <m:rPr>
             <m:sty m:val="p"/>
           </m:rPr>
           <m:t>(</m:t>
         </m:r>
+        <m:r>
+          <m:rPr>
+            <m:sty m:val="b"/>
+          </m:rPr>
+          <m:t>k</m:t>
+        </m:r>
+        <m:r>
+          <m:rPr>
+            <m:sty m:val="p"/>
+          </m:rPr>
+          <m:t>+</m:t>
+        </m:r>
+        <m:sSup>
+          <m:e>
+            <m:r>
+              <m:rPr>
+                <m:sty m:val="b"/>
+              </m:rPr>
+              <m:t>k</m:t>
+            </m:r>
+          </m:e>
+          <m:sup>
+            <m:r>
+              <m:rPr>
+                <m:sty m:val="p"/>
+              </m:rPr>
+              <m:t>′</m:t>
+            </m:r>
+          </m:sup>
+        </m:sSup>
+        <m:r>
+          <m:rPr>
+            <m:sty m:val="p"/>
+          </m:rPr>
+          <m:t>)</m:t>
+        </m:r>
+      </m:oMath>
+      <w:r>
+        <w:t xml:space="preserve"> </w:t>
+      </w:r>
+      <w:r>
+        <w:t xml:space="preserve">que aparece nesse produto, e vale independentemente da convenção de sinal do produto simplético.</w:t>
+      </w:r>
+    </w:p>
+    <w:p>
+      <w:pPr>
+        <w:pStyle w:val="BodyText"/>
+      </w:pPr>
+      <w:r>
+        <w:rPr>
+          <w:b/>
+          <w:bCs/>
+        </w:rPr>
+        <w:t xml:space="preserve">c)</w:t>
+      </w:r>
+      <w:r>
+        <w:t xml:space="preserve"> </w:t>
+      </w:r>
+      <w:r>
+        <w:t xml:space="preserve">Interprete o significado físico destes resultados de ortogonalidade.</w:t>
+      </w:r>
+    </w:p>
+    <w:bookmarkEnd w:id="95"/>
+    <w:bookmarkStart w:id="96" w:name="X8f76ec56f6525bcb708365d437b22133ea7f0e9"/>
+    <w:p>
+      <w:pPr>
+        <w:pStyle w:val="Heading2"/>
+      </w:pPr>
+      <w:r>
+        <w:t xml:space="preserve">Exercício 5: Decomposição do Campo e o Propagador Retardado</w:t>
+      </w:r>
+      <w:r>
+        <w:t xml:space="preserve"> </w:t>
+      </w:r>
+      <w:r>
+        <w:rPr>
+          <w:b/>
+          <w:bCs/>
+        </w:rPr>
+        <w:t xml:space="preserve">(Essencial)</w:t>
+      </w:r>
+    </w:p>
+    <w:p>
+      <w:pPr>
+        <w:pStyle w:val="FirstParagraph"/>
+      </w:pPr>
+      <w:r>
+        <w:rPr>
+          <w:b/>
+          <w:bCs/>
+        </w:rPr>
+        <w:t xml:space="preserve">a)</w:t>
+      </w:r>
+      <w:r>
+        <w:t xml:space="preserve"> </w:t>
+      </w:r>
+      <w:r>
+        <w:t xml:space="preserve">Mostre que qualquer campo pode ser decomposto como</w:t>
+      </w:r>
+      <w:r>
+        <w:t xml:space="preserve"> </w:t>
+      </w:r>
+      <m:oMath>
+        <m:r>
+          <m:t>Q</m:t>
+        </m:r>
+        <m:r>
+          <m:rPr>
+            <m:sty m:val="p"/>
+          </m:rPr>
+          <m:t>(</m:t>
+        </m:r>
+        <m:sSub>
+          <m:e>
+            <m:r>
+              <m:t>x</m:t>
+            </m:r>
+          </m:e>
+          <m:sub>
+            <m:r>
+              <m:t>0</m:t>
+            </m:r>
+          </m:sub>
+        </m:sSub>
+        <m:r>
+          <m:rPr>
+            <m:sty m:val="p"/>
+          </m:rPr>
+          <m:t>,</m:t>
+        </m:r>
+        <m:r>
+          <m:rPr>
+            <m:sty m:val="b"/>
+          </m:rPr>
+          <m:t>x</m:t>
+        </m:r>
+        <m:r>
+          <m:rPr>
+            <m:sty m:val="p"/>
+          </m:rPr>
+          <m:t>)</m:t>
+        </m:r>
+        <m:r>
+          <m:rPr>
+            <m:sty m:val="p"/>
+          </m:rPr>
+          <m:t>=</m:t>
+        </m:r>
+        <m:r>
+          <m:rPr>
+            <m:sty m:val="p"/>
+          </m:rPr>
+          <m:t>∫</m:t>
+        </m:r>
+        <m:r>
+          <m:rPr>
+            <m:sty m:val="p"/>
+          </m:rPr>
+          <m:t>[</m:t>
+        </m:r>
+        <m:sSub>
+          <m:e>
+            <m:r>
+              <m:t>a</m:t>
+            </m:r>
+          </m:e>
+          <m:sub>
+            <m:r>
+              <m:rPr>
+                <m:sty m:val="b"/>
+              </m:rPr>
+              <m:t>k</m:t>
+            </m:r>
+          </m:sub>
+        </m:sSub>
         <m:sSub>
           <m:e>
             <m:r>
@@ -16459,394 +16564,8 @@
           <m:rPr>
             <m:sty m:val="p"/>
           </m:rPr>
-          <m:t>,</m:t>
+          <m:t>+</m:t>
         </m:r>
-        <m:sSubSup>
-          <m:e>
-            <m:r>
-              <m:t>Q</m:t>
-            </m:r>
-          </m:e>
-          <m:sub>
-            <m:sSup>
-              <m:e>
-                <m:r>
-                  <m:rPr>
-                    <m:sty m:val="b"/>
-                  </m:rPr>
-                  <m:t>k</m:t>
-                </m:r>
-              </m:e>
-              <m:sup>
-                <m:r>
-                  <m:rPr>
-                    <m:sty m:val="p"/>
-                  </m:rPr>
-                  <m:t>′</m:t>
-                </m:r>
-              </m:sup>
-            </m:sSup>
-          </m:sub>
-          <m:sup>
-            <m:r>
-              <m:rPr>
-                <m:sty m:val="p"/>
-              </m:rPr>
-              <m:t>*</m:t>
-            </m:r>
-          </m:sup>
-        </m:sSubSup>
-        <m:sSub>
-          <m:e>
-            <m:r>
-              <m:rPr>
-                <m:sty m:val="p"/>
-              </m:rPr>
-              <m:t>)</m:t>
-            </m:r>
-          </m:e>
-          <m:sub>
-            <m:r>
-              <m:rPr>
-                <m:sty m:val="p"/>
-              </m:rPr>
-              <m:t>Ω</m:t>
-            </m:r>
-          </m:sub>
-        </m:sSub>
-        <m:r>
-          <m:rPr>
-            <m:sty m:val="p"/>
-          </m:rPr>
-          <m:t>=</m:t>
-        </m:r>
-        <m:r>
-          <m:t>0</m:t>
-        </m:r>
-      </m:oMath>
-      <w:r>
-        <w:t xml:space="preserve">.</w:t>
-      </w:r>
-    </w:p>
-    <w:p>
-      <w:pPr>
-        <w:pStyle w:val="BodyText"/>
-      </w:pPr>
-      <w:r>
-        <w:rPr>
-          <w:b/>
-          <w:bCs/>
-        </w:rPr>
-        <w:t xml:space="preserve">d)</w:t>
-      </w:r>
-      <w:r>
-        <w:t xml:space="preserve"> </w:t>
-      </w:r>
-      <w:r>
-        <w:t xml:space="preserve">Interprete o significado físico destes resultados.</w:t>
-      </w:r>
-    </w:p>
-    <w:bookmarkEnd w:id="95"/>
-    <w:bookmarkStart w:id="96" w:name="X250c2a22fa6323fb8d6c5824a39cd8f21b40322"/>
-    <w:p>
-      <w:pPr>
-        <w:pStyle w:val="Heading2"/>
-      </w:pPr>
-      <w:r>
-        <w:t xml:space="preserve">Exercício 5: Decomposição do Campo</w:t>
-      </w:r>
-      <w:r>
-        <w:t xml:space="preserve"> </w:t>
-      </w:r>
-      <w:r>
-        <w:rPr>
-          <w:b/>
-          <w:bCs/>
-        </w:rPr>
-        <w:t xml:space="preserve">(Essencial)</w:t>
-      </w:r>
-    </w:p>
-    <w:p>
-      <w:pPr>
-        <w:pStyle w:val="FirstParagraph"/>
-      </w:pPr>
-      <w:r>
-        <w:rPr>
-          <w:b/>
-          <w:bCs/>
-        </w:rPr>
-        <w:t xml:space="preserve">a)</w:t>
-      </w:r>
-      <w:r>
-        <w:t xml:space="preserve"> </w:t>
-      </w:r>
-      <w:r>
-        <w:t xml:space="preserve">Mostre que qualquer campo pode ser decomposto como:</w:t>
-      </w:r>
-    </w:p>
-    <w:p>
-      <w:pPr>
-        <w:pStyle w:val="BodyText"/>
-      </w:pPr>
-      <m:oMathPara>
-        <m:oMathParaPr>
-          <m:jc m:val="center"/>
-        </m:oMathParaPr>
-        <m:oMath>
-          <m:r>
-            <m:t>Q</m:t>
-          </m:r>
-          <m:r>
-            <m:rPr>
-              <m:sty m:val="p"/>
-            </m:rPr>
-            <m:t>(</m:t>
-          </m:r>
-          <m:sSub>
-            <m:e>
-              <m:r>
-                <m:t>x</m:t>
-              </m:r>
-            </m:e>
-            <m:sub>
-              <m:r>
-                <m:t>0</m:t>
-              </m:r>
-            </m:sub>
-          </m:sSub>
-          <m:r>
-            <m:rPr>
-              <m:sty m:val="p"/>
-            </m:rPr>
-            <m:t>,</m:t>
-          </m:r>
-          <m:r>
-            <m:rPr>
-              <m:sty m:val="b"/>
-            </m:rPr>
-            <m:t>x</m:t>
-          </m:r>
-          <m:r>
-            <m:rPr>
-              <m:sty m:val="p"/>
-            </m:rPr>
-            <m:t>)</m:t>
-          </m:r>
-          <m:r>
-            <m:rPr>
-              <m:sty m:val="p"/>
-            </m:rPr>
-            <m:t>=</m:t>
-          </m:r>
-          <m:r>
-            <m:rPr>
-              <m:sty m:val="p"/>
-            </m:rPr>
-            <m:t>∫</m:t>
-          </m:r>
-          <m:r>
-            <m:rPr>
-              <m:sty m:val="p"/>
-            </m:rPr>
-            <m:t>[</m:t>
-          </m:r>
-          <m:sSub>
-            <m:e>
-              <m:r>
-                <m:t>a</m:t>
-              </m:r>
-            </m:e>
-            <m:sub>
-              <m:r>
-                <m:rPr>
-                  <m:sty m:val="b"/>
-                </m:rPr>
-                <m:t>k</m:t>
-              </m:r>
-            </m:sub>
-          </m:sSub>
-          <m:sSub>
-            <m:e>
-              <m:r>
-                <m:t>Q</m:t>
-              </m:r>
-            </m:e>
-            <m:sub>
-              <m:r>
-                <m:rPr>
-                  <m:sty m:val="b"/>
-                </m:rPr>
-                <m:t>k</m:t>
-              </m:r>
-            </m:sub>
-          </m:sSub>
-          <m:r>
-            <m:rPr>
-              <m:sty m:val="p"/>
-            </m:rPr>
-            <m:t>+</m:t>
-          </m:r>
-          <m:sSubSup>
-            <m:e>
-              <m:r>
-                <m:t>a</m:t>
-              </m:r>
-            </m:e>
-            <m:sub>
-              <m:r>
-                <m:rPr>
-                  <m:sty m:val="b"/>
-                </m:rPr>
-                <m:t>k</m:t>
-              </m:r>
-            </m:sub>
-            <m:sup>
-              <m:r>
-                <m:rPr>
-                  <m:sty m:val="p"/>
-                </m:rPr>
-                <m:t>*</m:t>
-              </m:r>
-            </m:sup>
-          </m:sSubSup>
-          <m:sSubSup>
-            <m:e>
-              <m:r>
-                <m:t>Q</m:t>
-              </m:r>
-            </m:e>
-            <m:sub>
-              <m:r>
-                <m:rPr>
-                  <m:sty m:val="b"/>
-                </m:rPr>
-                <m:t>k</m:t>
-              </m:r>
-            </m:sub>
-            <m:sup>
-              <m:r>
-                <m:rPr>
-                  <m:sty m:val="p"/>
-                </m:rPr>
-                <m:t>*</m:t>
-              </m:r>
-            </m:sup>
-          </m:sSubSup>
-          <m:r>
-            <m:rPr>
-              <m:sty m:val="p"/>
-            </m:rPr>
-            <m:t>]</m:t>
-          </m:r>
-          <m:sSup>
-            <m:e>
-              <m:r>
-                <m:t>d</m:t>
-              </m:r>
-            </m:e>
-            <m:sup>
-              <m:r>
-                <m:t>3</m:t>
-              </m:r>
-            </m:sup>
-          </m:sSup>
-          <m:r>
-            <m:t>k</m:t>
-          </m:r>
-        </m:oMath>
-      </m:oMathPara>
-    </w:p>
-    <w:p>
-      <w:pPr>
-        <w:pStyle w:val="FirstParagraph"/>
-      </w:pPr>
-      <w:r>
-        <w:rPr>
-          <w:b/>
-          <w:bCs/>
-        </w:rPr>
-        <w:t xml:space="preserve">b)</w:t>
-      </w:r>
-      <w:r>
-        <w:t xml:space="preserve"> </w:t>
-      </w:r>
-      <w:r>
-        <w:t xml:space="preserve">Encontre a expressão para</w:t>
-      </w:r>
-      <w:r>
-        <w:t xml:space="preserve"> </w:t>
-      </w:r>
-      <m:oMath>
-        <m:sSub>
-          <m:e>
-            <m:r>
-              <m:t>a</m:t>
-            </m:r>
-          </m:e>
-          <m:sub>
-            <m:r>
-              <m:rPr>
-                <m:sty m:val="b"/>
-              </m:rPr>
-              <m:t>k</m:t>
-            </m:r>
-          </m:sub>
-        </m:sSub>
-      </m:oMath>
-      <w:r>
-        <w:t xml:space="preserve"> </w:t>
-      </w:r>
-      <w:r>
-        <w:t xml:space="preserve">em termos do campo e de sua derivada temporal.</w:t>
-      </w:r>
-    </w:p>
-    <w:p>
-      <w:pPr>
-        <w:pStyle w:val="BodyText"/>
-      </w:pPr>
-      <w:r>
-        <w:rPr>
-          <w:b/>
-          <w:bCs/>
-        </w:rPr>
-        <w:t xml:space="preserve">c)</w:t>
-      </w:r>
-      <w:r>
-        <w:t xml:space="preserve"> </w:t>
-      </w:r>
-      <w:r>
-        <w:t xml:space="preserve">Determine as relações de comutação para os operadores</w:t>
-      </w:r>
-      <w:r>
-        <w:t xml:space="preserve"> </w:t>
-      </w:r>
-      <m:oMath>
-        <m:sSub>
-          <m:e>
-            <m:r>
-              <m:t>a</m:t>
-            </m:r>
-          </m:e>
-          <m:sub>
-            <m:r>
-              <m:rPr>
-                <m:sty m:val="b"/>
-              </m:rPr>
-              <m:t>k</m:t>
-            </m:r>
-          </m:sub>
-        </m:sSub>
-      </m:oMath>
-      <w:r>
-        <w:t xml:space="preserve"> </w:t>
-      </w:r>
-      <w:r>
-        <w:t xml:space="preserve">e</w:t>
-      </w:r>
-      <w:r>
-        <w:t xml:space="preserve"> </w:t>
-      </w:r>
-      <m:oMath>
         <m:sSubSup>
           <m:e>
             <m:r>
@@ -16866,31 +16585,60 @@
               <m:rPr>
                 <m:sty m:val="p"/>
               </m:rPr>
-              <m:t>†</m:t>
+              <m:t>*</m:t>
             </m:r>
           </m:sup>
         </m:sSubSup>
+        <m:sSubSup>
+          <m:e>
+            <m:r>
+              <m:t>Q</m:t>
+            </m:r>
+          </m:e>
+          <m:sub>
+            <m:r>
+              <m:rPr>
+                <m:sty m:val="b"/>
+              </m:rPr>
+              <m:t>k</m:t>
+            </m:r>
+          </m:sub>
+          <m:sup>
+            <m:r>
+              <m:rPr>
+                <m:sty m:val="p"/>
+              </m:rPr>
+              <m:t>*</m:t>
+            </m:r>
+          </m:sup>
+        </m:sSubSup>
+        <m:r>
+          <m:rPr>
+            <m:sty m:val="p"/>
+          </m:rPr>
+          <m:t>]</m:t>
+        </m:r>
+        <m:r>
+          <m:t> </m:t>
+        </m:r>
+        <m:sSup>
+          <m:e>
+            <m:r>
+              <m:t>d</m:t>
+            </m:r>
+          </m:e>
+          <m:sup>
+            <m:r>
+              <m:t>3</m:t>
+            </m:r>
+          </m:sup>
+        </m:sSup>
+        <m:r>
+          <m:t>k</m:t>
+        </m:r>
       </m:oMath>
       <w:r>
-        <w:t xml:space="preserve">.</w:t>
-      </w:r>
-    </w:p>
-    <w:p>
-      <w:pPr>
-        <w:pStyle w:val="BodyText"/>
-      </w:pPr>
-      <w:r>
-        <w:rPr>
-          <w:b/>
-          <w:bCs/>
-        </w:rPr>
-        <w:t xml:space="preserve">d)</w:t>
-      </w:r>
-      <w:r>
-        <w:t xml:space="preserve"> </w:t>
-      </w:r>
-      <w:r>
-        <w:t xml:space="preserve">Interpretar</w:t>
+        <w:t xml:space="preserve">, e encontre</w:t>
       </w:r>
       <w:r>
         <w:t xml:space="preserve"> </w:t>
@@ -16916,97 +16664,25 @@
         <w:t xml:space="preserve"> </w:t>
       </w:r>
       <w:r>
-        <w:t xml:space="preserve">e</w:t>
-      </w:r>
-      <w:r>
-        <w:t xml:space="preserve"> </w:t>
-      </w:r>
-      <m:oMath>
-        <m:sSubSup>
-          <m:e>
-            <m:r>
-              <m:t>a</m:t>
-            </m:r>
-          </m:e>
-          <m:sub>
-            <m:r>
-              <m:rPr>
-                <m:sty m:val="b"/>
-              </m:rPr>
-              <m:t>k</m:t>
-            </m:r>
-          </m:sub>
-          <m:sup>
-            <m:r>
-              <m:rPr>
-                <m:sty m:val="p"/>
-              </m:rPr>
-              <m:t>†</m:t>
-            </m:r>
-          </m:sup>
-        </m:sSubSup>
-      </m:oMath>
-      <w:r>
-        <w:t xml:space="preserve"> </w:t>
-      </w:r>
-      <w:r>
-        <w:t xml:space="preserve">como operadores de criação e aniquilação.</w:t>
-      </w:r>
-    </w:p>
-    <w:bookmarkEnd w:id="96"/>
-    <w:bookmarkStart w:id="97" w:name="X3e396076ae057475b5e3ad273eba6b9aabdcea0"/>
-    <w:p>
-      <w:pPr>
-        <w:pStyle w:val="Heading2"/>
-      </w:pPr>
-      <w:r>
-        <w:t xml:space="preserve">Exercício 6: Propagador Retardado</w:t>
-      </w:r>
-      <w:r>
-        <w:t xml:space="preserve"> </w:t>
-      </w:r>
+        <w:t xml:space="preserve">em termos do campo e de sua derivada temporal.</w:t>
+      </w:r>
+    </w:p>
+    <w:p>
+      <w:pPr>
+        <w:pStyle w:val="BodyText"/>
+      </w:pPr>
       <w:r>
         <w:rPr>
           <w:b/>
           <w:bCs/>
         </w:rPr>
-        <w:t xml:space="preserve">(Essencial)</w:t>
-      </w:r>
-    </w:p>
-    <w:p>
-      <w:pPr>
-        <w:pStyle w:val="FirstParagraph"/>
-      </w:pPr>
-      <w:r>
-        <w:rPr>
-          <w:b/>
-          <w:bCs/>
-        </w:rPr>
-        <w:t xml:space="preserve">a)</w:t>
+        <w:t xml:space="preserve">b)</w:t>
       </w:r>
       <w:r>
         <w:t xml:space="preserve"> </w:t>
       </w:r>
       <w:r>
-        <w:t xml:space="preserve">Construa o propagador retardado para a equação de onda usando o formalismo simplético.</w:t>
-      </w:r>
-    </w:p>
-    <w:p>
-      <w:pPr>
-        <w:pStyle w:val="BodyText"/>
-      </w:pPr>
-      <w:r>
-        <w:rPr>
-          <w:b/>
-          <w:bCs/>
-        </w:rPr>
-        <w:t xml:space="preserve">b)</w:t>
-      </w:r>
-      <w:r>
-        <w:t xml:space="preserve"> </w:t>
-      </w:r>
-      <w:r>
-        <w:t xml:space="preserve">Verifique que o propagador satisfaz a equação</w:t>
+        <w:t xml:space="preserve">Construa o propagador retardado usando o formalismo simplético e verifique que ele satisfaz</w:t>
       </w:r>
       <w:r>
         <w:t xml:space="preserve"> </w:t>
@@ -17307,189 +16983,49 @@
         <w:t xml:space="preserve"> </w:t>
       </w:r>
       <w:r>
-        <w:t xml:space="preserve">(condição de causalidade).</w:t>
-      </w:r>
-    </w:p>
-    <w:p>
-      <w:pPr>
-        <w:pStyle w:val="BodyText"/>
+        <w:t xml:space="preserve">(causalidade), e calcule</w:t>
+      </w:r>
+      <w:r>
+        <w:t xml:space="preserve"> </w:t>
+      </w:r>
+      <m:oMath>
+        <m:r>
+          <m:t>G</m:t>
+        </m:r>
+      </m:oMath>
+      <w:r>
+        <w:t xml:space="preserve"> </w:t>
+      </w:r>
+      <w:r>
+        <w:t xml:space="preserve">explicitamente em 1+1 dimensões.</w:t>
+      </w:r>
+    </w:p>
+    <w:bookmarkEnd w:id="96"/>
+    <w:bookmarkStart w:id="97" w:name="Xefda5c1fb8be65511620bbe74918a1f4d5836cc"/>
+    <w:p>
+      <w:pPr>
+        <w:pStyle w:val="Heading2"/>
+      </w:pPr>
+      <w:r>
+        <w:t xml:space="preserve">Exercício 6: Massa e a Relação de Dispersão</w:t>
+      </w:r>
+    </w:p>
+    <w:p>
+      <w:pPr>
+        <w:pStyle w:val="FirstParagraph"/>
       </w:pPr>
       <w:r>
         <w:rPr>
           <w:b/>
           <w:bCs/>
         </w:rPr>
-        <w:t xml:space="preserve">d)</w:t>
+        <w:t xml:space="preserve">a)</w:t>
       </w:r>
       <w:r>
         <w:t xml:space="preserve"> </w:t>
       </w:r>
       <w:r>
-        <w:t xml:space="preserve">Calcule o propagador em 1+1 dimensões explicitamente.</w:t>
-      </w:r>
-    </w:p>
-    <w:bookmarkEnd w:id="97"/>
-    <w:bookmarkStart w:id="98" w:name="exercício-7-condições-de-contorno"/>
-    <w:p>
-      <w:pPr>
-        <w:pStyle w:val="Heading2"/>
-      </w:pPr>
-      <w:r>
-        <w:t xml:space="preserve">Exercício 7: Condições de Contorno</w:t>
-      </w:r>
-    </w:p>
-    <w:p>
-      <w:pPr>
-        <w:pStyle w:val="FirstParagraph"/>
-      </w:pPr>
-      <w:r>
-        <w:rPr>
-          <w:b/>
-          <w:bCs/>
-        </w:rPr>
-        <w:t xml:space="preserve">a)</w:t>
-      </w:r>
-      <w:r>
-        <w:t xml:space="preserve"> </w:t>
-      </w:r>
-      <w:r>
-        <w:t xml:space="preserve">Discuta a diferença entre propagador avançado e propagador retardado.</w:t>
-      </w:r>
-    </w:p>
-    <w:p>
-      <w:pPr>
-        <w:pStyle w:val="BodyText"/>
-      </w:pPr>
-      <w:r>
-        <w:rPr>
-          <w:b/>
-          <w:bCs/>
-        </w:rPr>
-        <w:t xml:space="preserve">b)</w:t>
-      </w:r>
-      <w:r>
-        <w:t xml:space="preserve"> </w:t>
-      </w:r>
-      <w:r>
-        <w:t xml:space="preserve">Por que o propagador retardado é adequado para problemas de espalhamento?</w:t>
-      </w:r>
-    </w:p>
-    <w:p>
-      <w:pPr>
-        <w:pStyle w:val="BodyText"/>
-      </w:pPr>
-      <w:r>
-        <w:rPr>
-          <w:b/>
-          <w:bCs/>
-        </w:rPr>
-        <w:t xml:space="preserve">c)</w:t>
-      </w:r>
-      <w:r>
-        <w:t xml:space="preserve"> </w:t>
-      </w:r>
-      <w:r>
-        <w:t xml:space="preserve">Como as condições de contorno no infinito afetam a escolha do propagador?</w:t>
-      </w:r>
-    </w:p>
-    <w:p>
-      <w:pPr>
-        <w:pStyle w:val="BodyText"/>
-      </w:pPr>
-      <w:r>
-        <w:rPr>
-          <w:b/>
-          <w:bCs/>
-        </w:rPr>
-        <w:t xml:space="preserve">d)</w:t>
-      </w:r>
-      <w:r>
-        <w:t xml:space="preserve"> </w:t>
-      </w:r>
-      <w:r>
-        <w:t xml:space="preserve">Mostre que o propagador avançado e retardado estão relacionados por</w:t>
-      </w:r>
-      <w:r>
-        <w:t xml:space="preserve"> </w:t>
-      </w:r>
-      <m:oMath>
-        <m:sSub>
-          <m:e>
-            <m:r>
-              <m:t>G</m:t>
-            </m:r>
-          </m:e>
-          <m:sub>
-            <m:r>
-              <m:rPr>
-                <m:nor/>
-                <m:sty m:val="p"/>
-              </m:rPr>
-              <m:t>ret</m:t>
-            </m:r>
-          </m:sub>
-        </m:sSub>
-        <m:r>
-          <m:rPr>
-            <m:sty m:val="p"/>
-          </m:rPr>
-          <m:t>=</m:t>
-        </m:r>
-        <m:sSubSup>
-          <m:e>
-            <m:r>
-              <m:t>G</m:t>
-            </m:r>
-          </m:e>
-          <m:sub>
-            <m:r>
-              <m:rPr>
-                <m:nor/>
-                <m:sty m:val="p"/>
-              </m:rPr>
-              <m:t>adv</m:t>
-            </m:r>
-          </m:sub>
-          <m:sup>
-            <m:r>
-              <m:rPr>
-                <m:sty m:val="p"/>
-              </m:rPr>
-              <m:t>*</m:t>
-            </m:r>
-          </m:sup>
-        </m:sSubSup>
-      </m:oMath>
-      <w:r>
-        <w:t xml:space="preserve">.</w:t>
-      </w:r>
-    </w:p>
-    <w:bookmarkEnd w:id="98"/>
-    <w:bookmarkStart w:id="99" w:name="exercício-8-massa-e-modos-de-fourier"/>
-    <w:p>
-      <w:pPr>
-        <w:pStyle w:val="Heading2"/>
-      </w:pPr>
-      <w:r>
-        <w:t xml:space="preserve">Exercício 8: Massa e Modos de Fourier</w:t>
-      </w:r>
-    </w:p>
-    <w:p>
-      <w:pPr>
-        <w:pStyle w:val="FirstParagraph"/>
-      </w:pPr>
-      <w:r>
-        <w:rPr>
-          <w:b/>
-          <w:bCs/>
-        </w:rPr>
-        <w:t xml:space="preserve">a)</w:t>
-      </w:r>
-      <w:r>
-        <w:t xml:space="preserve"> </w:t>
-      </w:r>
-      <w:r>
-        <w:t xml:space="preserve">Estenda o formalismo para a equação de Klein-Gordon:</w:t>
+        <w:t xml:space="preserve">Estenda o formalismo para a equação de Klein-Gordon</w:t>
       </w:r>
       <w:r>
         <w:t xml:space="preserve"> </w:t>
@@ -17589,25 +17125,10 @@
         </m:r>
       </m:oMath>
       <w:r>
-        <w:t xml:space="preserve">.</w:t>
-      </w:r>
-    </w:p>
-    <w:p>
-      <w:pPr>
-        <w:pStyle w:val="BodyText"/>
-      </w:pPr>
-      <w:r>
-        <w:rPr>
-          <w:b/>
-          <w:bCs/>
-        </w:rPr>
-        <w:t xml:space="preserve">b)</w:t>
-      </w:r>
-      <w:r>
         <w:t xml:space="preserve"> </w:t>
       </w:r>
       <w:r>
-        <w:t xml:space="preserve">Mostre que as soluções modais têm frequência</w:t>
+        <w:t xml:space="preserve">e mostre que as soluções modais têm frequência</w:t>
       </w:r>
       <w:r>
         <w:t xml:space="preserve"> </w:t>
@@ -17683,25 +17204,7 @@
           <w:b/>
           <w:bCs/>
         </w:rPr>
-        <w:t xml:space="preserve">c)</w:t>
-      </w:r>
-      <w:r>
-        <w:t xml:space="preserve"> </w:t>
-      </w:r>
-      <w:r>
-        <w:t xml:space="preserve">Como a massa modifica a relação de dispersão?</w:t>
-      </w:r>
-    </w:p>
-    <w:p>
-      <w:pPr>
-        <w:pStyle w:val="BodyText"/>
-      </w:pPr>
-      <w:r>
-        <w:rPr>
-          <w:b/>
-          <w:bCs/>
-        </w:rPr>
-        <w:t xml:space="preserve">d)</w:t>
+        <w:t xml:space="preserve">b)</w:t>
       </w:r>
       <w:r>
         <w:t xml:space="preserve"> </w:t>
@@ -17733,172 +17236,8 @@
         <w:t xml:space="preserve">e compare com o caso sem massa.</w:t>
       </w:r>
     </w:p>
-    <w:bookmarkEnd w:id="99"/>
-    <w:bookmarkStart w:id="100" w:name="exercício-9-simulações-numéricas"/>
-    <w:p>
-      <w:pPr>
-        <w:pStyle w:val="Heading2"/>
-      </w:pPr>
-      <w:r>
-        <w:t xml:space="preserve">Exercício 9: Simulações Numéricas</w:t>
-      </w:r>
-    </w:p>
-    <w:p>
-      <w:pPr>
-        <w:pStyle w:val="FirstParagraph"/>
-      </w:pPr>
-      <w:r>
-        <w:rPr>
-          <w:b/>
-          <w:bCs/>
-        </w:rPr>
-        <w:t xml:space="preserve">a)</w:t>
-      </w:r>
-      <w:r>
-        <w:t xml:space="preserve"> </w:t>
-      </w:r>
-      <w:r>
-        <w:t xml:space="preserve">Implemente uma simulação numérica para a equação de onda em 1D usando diferenças finitas.</w:t>
-      </w:r>
-    </w:p>
-    <w:p>
-      <w:pPr>
-        <w:pStyle w:val="BodyText"/>
-      </w:pPr>
-      <w:r>
-        <w:rPr>
-          <w:b/>
-          <w:bCs/>
-        </w:rPr>
-        <w:t xml:space="preserve">b)</w:t>
-      </w:r>
-      <w:r>
-        <w:t xml:space="preserve"> </w:t>
-      </w:r>
-      <w:r>
-        <w:t xml:space="preserve">Visualize a evolução temporal de um pacote de ondas.</w:t>
-      </w:r>
-    </w:p>
-    <w:p>
-      <w:pPr>
-        <w:pStyle w:val="BodyText"/>
-      </w:pPr>
-      <w:r>
-        <w:rPr>
-          <w:b/>
-          <w:bCs/>
-        </w:rPr>
-        <w:t xml:space="preserve">c)</w:t>
-      </w:r>
-      <w:r>
-        <w:t xml:space="preserve"> </w:t>
-      </w:r>
-      <w:r>
-        <w:t xml:space="preserve">Compare a evolução de uma solução com e sem massa.</w:t>
-      </w:r>
-    </w:p>
-    <w:p>
-      <w:pPr>
-        <w:pStyle w:val="BodyText"/>
-      </w:pPr>
-      <w:r>
-        <w:rPr>
-          <w:b/>
-          <w:bCs/>
-        </w:rPr>
-        <w:t xml:space="preserve">d)</w:t>
-      </w:r>
-      <w:r>
-        <w:t xml:space="preserve"> </w:t>
-      </w:r>
-      <w:r>
-        <w:t xml:space="preserve">Implemente o propagador numericamente e verifique suas propriedades.</w:t>
-      </w:r>
-    </w:p>
-    <w:bookmarkEnd w:id="100"/>
-    <w:bookmarkStart w:id="101" w:name="exercício-10-generalizações"/>
-    <w:p>
-      <w:pPr>
-        <w:pStyle w:val="Heading2"/>
-      </w:pPr>
-      <w:r>
-        <w:t xml:space="preserve">Exercício 10: Generalizações</w:t>
-      </w:r>
-    </w:p>
-    <w:p>
-      <w:pPr>
-        <w:pStyle w:val="FirstParagraph"/>
-      </w:pPr>
-      <w:r>
-        <w:rPr>
-          <w:b/>
-          <w:bCs/>
-        </w:rPr>
-        <w:t xml:space="preserve">a)</w:t>
-      </w:r>
-      <w:r>
-        <w:t xml:space="preserve"> </w:t>
-      </w:r>
-      <w:r>
-        <w:t xml:space="preserve">Como o formalismo se estende para campos vetoriais (como o eletromagnetismo)?</w:t>
-      </w:r>
-    </w:p>
-    <w:p>
-      <w:pPr>
-        <w:pStyle w:val="BodyText"/>
-      </w:pPr>
-      <w:r>
-        <w:rPr>
-          <w:b/>
-          <w:bCs/>
-        </w:rPr>
-        <w:t xml:space="preserve">b)</w:t>
-      </w:r>
-      <w:r>
-        <w:t xml:space="preserve"> </w:t>
-      </w:r>
-      <w:r>
-        <w:t xml:space="preserve">Discuta as dificuldades de estender o formalismo para campos com interações não-lineares.</w:t>
-      </w:r>
-    </w:p>
-    <w:p>
-      <w:pPr>
-        <w:pStyle w:val="BodyText"/>
-      </w:pPr>
-      <w:r>
-        <w:rPr>
-          <w:b/>
-          <w:bCs/>
-        </w:rPr>
-        <w:t xml:space="preserve">c)</w:t>
-      </w:r>
-      <w:r>
-        <w:t xml:space="preserve"> </w:t>
-      </w:r>
-      <w:r>
-        <w:t xml:space="preserve">O que muda se o campo for complexo em vez de real?</w:t>
-      </w:r>
-    </w:p>
-    <w:p>
-      <w:pPr>
-        <w:pStyle w:val="BodyText"/>
-      </w:pPr>
-      <w:r>
-        <w:rPr>
-          <w:b/>
-          <w:bCs/>
-        </w:rPr>
-        <w:t xml:space="preserve">d)</w:t>
-      </w:r>
-      <w:r>
-        <w:t xml:space="preserve"> </w:t>
-      </w:r>
-      <w:r>
-        <w:t xml:space="preserve">Discuta a relação entre este formalismo e a quantização canônica.</w:t>
-      </w:r>
-    </w:p>
-    <w:bookmarkEnd w:id="101"/>
-    <w:bookmarkEnd w:id="102"/>
+    <w:bookmarkEnd w:id="97"/>
+    <w:bookmarkEnd w:id="98"/>
     <w:sectPr>
       <w:footnotePr>
         <w:numRestart w:val="eachSect"/>
